--- a/word_templates/EDO_OOO.docx
+++ b/word_templates/EDO_OOO.docx
@@ -1,6 +1,6 @@
 
 <file path=word/document.xml><?xml version="1.0" encoding="utf-8"?>
-<w:document xmlns:wpc="http://schemas.microsoft.com/office/word/2010/wordprocessingCanvas" xmlns:cx="http://schemas.microsoft.com/office/drawing/2014/chartex" xmlns:cx1="http://schemas.microsoft.com/office/drawing/2015/9/8/chartex" xmlns:cx2="http://schemas.microsoft.com/office/drawing/2015/10/21/chartex" xmlns:cx3="http://schemas.microsoft.com/office/drawing/2016/5/9/chartex" xmlns:cx4="http://schemas.microsoft.com/office/drawing/2016/5/10/chartex" xmlns:cx5="http://schemas.microsoft.com/office/drawing/2016/5/11/chartex" xmlns:cx6="http://schemas.microsoft.com/office/drawing/2016/5/12/chartex" xmlns:cx7="http://schemas.microsoft.com/office/drawing/2016/5/13/chartex" xmlns:cx8="http://schemas.microsoft.com/office/drawing/2016/5/14/chartex" xmlns:mc="http://schemas.openxmlformats.org/markup-compatibility/2006" xmlns:aink="http://schemas.microsoft.com/office/drawing/2016/ink" xmlns:am3d="http://schemas.microsoft.com/office/drawing/2017/model3d" xmlns:o="urn:schemas-microsoft-com:office:office" xmlns:oel="http://schemas.microsoft.com/office/2019/extlst" xmlns:r="http://schemas.openxmlformats.org/officeDocument/2006/relationships" xmlns:m="http://schemas.openxmlformats.org/officeDocument/2006/math" xmlns:v="urn:schemas-microsoft-com:vml" xmlns:wp14="http://schemas.microsoft.com/office/word/2010/wordprocessingDrawing" xmlns:wp="http://schemas.openxmlformats.org/drawingml/2006/wordprocessingDrawing" xmlns:w10="urn:schemas-microsoft-com:office:word" xmlns:w="http://schemas.openxmlformats.org/wordprocessingml/2006/main" xmlns:w14="http://schemas.microsoft.com/office/word/2010/wordml" xmlns:w15="http://schemas.microsoft.com/office/word/2012/wordml" xmlns:w16cex="http://schemas.microsoft.com/office/word/2018/wordml/cex" xmlns:w16cid="http://schemas.microsoft.com/office/word/2016/wordml/cid" xmlns:w16="http://schemas.microsoft.com/office/word/2018/wordml" xmlns:w16sdtdh="http://schemas.microsoft.com/office/word/2020/wordml/sdtdatahash" xmlns:w16se="http://schemas.microsoft.com/office/word/2015/wordml/symex" xmlns:wpg="http://schemas.microsoft.com/office/word/2010/wordprocessingGroup" xmlns:wpi="http://schemas.microsoft.com/office/word/2010/wordprocessingInk" xmlns:wne="http://schemas.microsoft.com/office/word/2006/wordml" xmlns:wps="http://schemas.microsoft.com/office/word/2010/wordprocessingShape" mc:Ignorable="w14 w15 w16se w16cid w16 w16cex w16sdtdh wp14">
+<w:document xmlns:wpc="http://schemas.microsoft.com/office/word/2010/wordprocessingCanvas" xmlns:cx="http://schemas.microsoft.com/office/drawing/2014/chartex" xmlns:cx1="http://schemas.microsoft.com/office/drawing/2015/9/8/chartex" xmlns:mc="http://schemas.openxmlformats.org/markup-compatibility/2006" xmlns:o="urn:schemas-microsoft-com:office:office" xmlns:r="http://schemas.openxmlformats.org/officeDocument/2006/relationships" xmlns:m="http://schemas.openxmlformats.org/officeDocument/2006/math" xmlns:v="urn:schemas-microsoft-com:vml" xmlns:wp14="http://schemas.microsoft.com/office/word/2010/wordprocessingDrawing" xmlns:wp="http://schemas.openxmlformats.org/drawingml/2006/wordprocessingDrawing" xmlns:w10="urn:schemas-microsoft-com:office:word" xmlns:w="http://schemas.openxmlformats.org/wordprocessingml/2006/main" xmlns:w14="http://schemas.microsoft.com/office/word/2010/wordml" xmlns:w15="http://schemas.microsoft.com/office/word/2012/wordml" xmlns:w16se="http://schemas.microsoft.com/office/word/2015/wordml/symex" xmlns:wpg="http://schemas.microsoft.com/office/word/2010/wordprocessingGroup" xmlns:wpi="http://schemas.microsoft.com/office/word/2010/wordprocessingInk" xmlns:wne="http://schemas.microsoft.com/office/word/2006/wordml" xmlns:wps="http://schemas.microsoft.com/office/word/2010/wordprocessingShape" mc:Ignorable="w14 w15 w16se wp14">
   <w:body>
     <w:p>
       <w:pPr>
@@ -112,9 +112,9 @@
         <w:tblLook w:val="04A0" w:firstRow="1" w:lastRow="0" w:firstColumn="1" w:lastColumn="0" w:noHBand="0" w:noVBand="1"/>
       </w:tblPr>
       <w:tblGrid>
-        <w:gridCol w:w="3459"/>
-        <w:gridCol w:w="3443"/>
-        <w:gridCol w:w="3458"/>
+        <w:gridCol w:w="3454"/>
+        <w:gridCol w:w="3438"/>
+        <w:gridCol w:w="3468"/>
       </w:tblGrid>
       <w:tr>
         <w:trPr>
@@ -191,30 +191,11 @@
             </w:pPr>
             <w:r>
               <w:rPr>
-                <w:rFonts w:ascii="Times New Roman" w:hAnsi="Times New Roman"/>
+                <w:rFonts w:ascii="Times New Roman" w:hAnsi="Times New Roman" w:cs="Times New Roman"/>
                 <w:sz w:val="20"/>
                 <w:szCs w:val="20"/>
-                <w:lang w:val="ru-RU"/>
-              </w:rPr>
-              <w:t xml:space="preserve">01 </w:t>
-            </w:r>
-            <w:r>
-              <w:rPr>
-                <w:rFonts w:ascii="Times New Roman" w:hAnsi="Times New Roman"/>
-                <w:sz w:val="20"/>
-                <w:szCs w:val="20"/>
-                <w:lang w:val="ru-RU"/>
-              </w:rPr>
-              <w:t>апреля</w:t>
-            </w:r>
-            <w:r>
-              <w:rPr>
-                <w:rFonts w:ascii="Times New Roman" w:hAnsi="Times New Roman"/>
-                <w:sz w:val="20"/>
-                <w:szCs w:val="20"/>
-                <w:lang w:val="ru-RU"/>
-              </w:rPr>
-              <w:t xml:space="preserve"> 2026 г.</w:t>
+              </w:rPr>
+              <w:t>{{DAY}} {{MONTH}} {{YEAR}} г.</w:t>
             </w:r>
           </w:p>
         </w:tc>
@@ -3632,50 +3613,125 @@
       <w:r>
         <w:rPr>
           <w:rFonts w:ascii="Times New Roman" w:hAnsi="Times New Roman"/>
-          <w:sz w:val="20"/>
-          <w:szCs w:val="20"/>
-          <w:lang w:val="ru-RU"/>
-        </w:rPr>
-        <w:t>Акционерное общество «</w:t>
-      </w:r>
-      <w:r>
-        <w:rPr>
-          <w:rFonts w:ascii="Times New Roman" w:hAnsi="Times New Roman"/>
-          <w:sz w:val="20"/>
-          <w:szCs w:val="20"/>
-          <w:lang w:val="ru-RU"/>
-        </w:rPr>
-        <w:t xml:space="preserve">Санаторий </w:t>
-      </w:r>
-      <w:proofErr w:type="spellStart"/>
-      <w:r>
-        <w:rPr>
-          <w:rFonts w:ascii="Times New Roman" w:hAnsi="Times New Roman"/>
-          <w:sz w:val="20"/>
-          <w:szCs w:val="20"/>
-          <w:lang w:val="ru-RU"/>
-        </w:rPr>
-        <w:t>Крутушка</w:t>
-      </w:r>
-      <w:proofErr w:type="spellEnd"/>
-      <w:r>
-        <w:rPr>
-          <w:rFonts w:ascii="Times New Roman" w:hAnsi="Times New Roman"/>
-          <w:sz w:val="20"/>
-          <w:szCs w:val="20"/>
-          <w:lang w:val="ru-RU"/>
-        </w:rPr>
-        <w:t>»</w:t>
-      </w:r>
-      <w:r>
-        <w:rPr>
-          <w:rFonts w:ascii="Times New Roman" w:hAnsi="Times New Roman"/>
-          <w:sz w:val="20"/>
-          <w:szCs w:val="20"/>
-          <w:lang w:val="ru-RU"/>
-        </w:rPr>
-        <w:t xml:space="preserve">: </w:t>
-      </w:r>
+          <w:bCs/>
+          <w:sz w:val="20"/>
+          <w:szCs w:val="20"/>
+          <w:lang w:val="ru-RU"/>
+        </w:rPr>
+        <w:t>{{</w:t>
+      </w:r>
+      <w:r>
+        <w:rPr>
+          <w:rFonts w:ascii="Times New Roman" w:hAnsi="Times New Roman"/>
+          <w:bCs/>
+          <w:sz w:val="20"/>
+          <w:szCs w:val="20"/>
+        </w:rPr>
+        <w:t>FORM</w:t>
+      </w:r>
+      <w:r>
+        <w:rPr>
+          <w:rFonts w:ascii="Times New Roman" w:hAnsi="Times New Roman"/>
+          <w:bCs/>
+          <w:sz w:val="20"/>
+          <w:szCs w:val="20"/>
+          <w:lang w:val="ru-RU"/>
+        </w:rPr>
+        <w:t>_</w:t>
+      </w:r>
+      <w:r>
+        <w:rPr>
+          <w:rFonts w:ascii="Times New Roman" w:hAnsi="Times New Roman"/>
+          <w:bCs/>
+          <w:sz w:val="20"/>
+          <w:szCs w:val="20"/>
+        </w:rPr>
+        <w:t>S</w:t>
+      </w:r>
+      <w:r>
+        <w:rPr>
+          <w:rFonts w:ascii="Times New Roman" w:hAnsi="Times New Roman"/>
+          <w:bCs/>
+          <w:sz w:val="20"/>
+          <w:szCs w:val="20"/>
+          <w:lang w:val="ru-RU"/>
+        </w:rPr>
+        <w:t>}}</w:t>
+      </w:r>
+      <w:r>
+        <w:rPr>
+          <w:rFonts w:ascii="Times New Roman" w:hAnsi="Times New Roman"/>
+          <w:sz w:val="20"/>
+          <w:szCs w:val="20"/>
+          <w:lang w:val="ru-RU"/>
+        </w:rPr>
+        <w:t xml:space="preserve"> </w:t>
+      </w:r>
+      <w:r>
+        <w:rPr>
+          <w:rFonts w:ascii="Times New Roman" w:hAnsi="Times New Roman"/>
+          <w:bCs/>
+          <w:sz w:val="20"/>
+          <w:szCs w:val="20"/>
+          <w:lang w:val="ru-RU"/>
+        </w:rPr>
+        <w:t>{{</w:t>
+      </w:r>
+      <w:r>
+        <w:rPr>
+          <w:rFonts w:ascii="Times New Roman" w:hAnsi="Times New Roman"/>
+          <w:sz w:val="20"/>
+          <w:szCs w:val="20"/>
+        </w:rPr>
+        <w:t>OOO</w:t>
+      </w:r>
+      <w:r>
+        <w:rPr>
+          <w:rFonts w:ascii="Times New Roman" w:hAnsi="Times New Roman"/>
+          <w:sz w:val="20"/>
+          <w:szCs w:val="20"/>
+          <w:lang w:val="ru-RU"/>
+        </w:rPr>
+        <w:t>_</w:t>
+      </w:r>
+      <w:r>
+        <w:rPr>
+          <w:rFonts w:ascii="Times New Roman" w:hAnsi="Times New Roman"/>
+          <w:sz w:val="20"/>
+          <w:szCs w:val="20"/>
+        </w:rPr>
+        <w:t>NAME</w:t>
+      </w:r>
+      <w:r>
+        <w:rPr>
+          <w:rFonts w:ascii="Times New Roman" w:hAnsi="Times New Roman"/>
+          <w:bCs/>
+          <w:sz w:val="20"/>
+          <w:szCs w:val="20"/>
+          <w:lang w:val="ru-RU"/>
+        </w:rPr>
+        <w:t>}}</w:t>
+      </w:r>
+      <w:r>
+        <w:rPr>
+          <w:rFonts w:ascii="Times New Roman" w:hAnsi="Times New Roman"/>
+          <w:sz w:val="20"/>
+          <w:szCs w:val="20"/>
+          <w:lang w:val="ru-RU"/>
+        </w:rPr>
+        <w:t>:</w:t>
+      </w:r>
+      <w:r>
+        <w:rPr>
+          <w:rFonts w:ascii="Times New Roman" w:hAnsi="Times New Roman"/>
+          <w:sz w:val="20"/>
+          <w:szCs w:val="20"/>
+          <w:lang w:val="ru-RU"/>
+        </w:rPr>
+        <w:t xml:space="preserve"> </w:t>
+      </w:r>
+      <w:bookmarkStart w:id="1" w:name="_GoBack"/>
+      <w:bookmarkEnd w:id="1"/>
     </w:p>
     <w:p>
       <w:pPr>
@@ -3695,6 +3751,7 @@
           <w:rFonts w:ascii="Times New Roman" w:hAnsi="Times New Roman"/>
           <w:sz w:val="21"/>
           <w:szCs w:val="21"/>
+          <w:lang w:val="ru-RU"/>
         </w:rPr>
         <w:t>{{</w:t>
       </w:r>
@@ -3711,6 +3768,7 @@
           <w:rFonts w:ascii="Times New Roman" w:hAnsi="Times New Roman"/>
           <w:sz w:val="21"/>
           <w:szCs w:val="21"/>
+          <w:lang w:val="ru-RU"/>
         </w:rPr>
         <w:t>}}</w:t>
       </w:r>
@@ -4905,6 +4963,7 @@
               <w:pStyle w:val="1"/>
               <w:ind w:left="0" w:right="0" w:firstLine="0"/>
               <w:jc w:val="left"/>
+              <w:outlineLvl w:val="0"/>
               <w:rPr>
                 <w:rFonts w:ascii="Times New Roman" w:hAnsi="Times New Roman" w:cs="Times New Roman"/>
                 <w:b w:val="0"/>
@@ -5007,7 +5066,6 @@
                 <w:rStyle w:val="s1"/>
                 <w:b/>
                 <w:bCs/>
-                <w:lang w:val="ru-RU"/>
               </w:rPr>
             </w:pPr>
             <w:r>
@@ -5015,7 +5073,6 @@
                 <w:rFonts w:ascii="Times New Roman" w:eastAsia="Times New Roman" w:hAnsi="Times New Roman" w:cs="Times New Roman"/>
                 <w:sz w:val="21"/>
                 <w:szCs w:val="21"/>
-                <w:lang w:val="ru-RU"/>
               </w:rPr>
               <w:t>_____________________/</w:t>
             </w:r>
@@ -5047,7 +5104,6 @@
                 <w:sz w:val="21"/>
                 <w:szCs w:val="21"/>
                 <w:shd w:val="clear" w:color="auto" w:fill="FFFFFF"/>
-                <w:lang w:val="ru-RU"/>
               </w:rPr>
               <w:t>/</w:t>
             </w:r>
@@ -5085,7 +5141,6 @@
           <w:rFonts w:ascii="Times New Roman" w:hAnsi="Times New Roman"/>
           <w:sz w:val="20"/>
           <w:szCs w:val="20"/>
-          <w:lang w:val="ru-RU"/>
         </w:rPr>
       </w:pPr>
     </w:p>
@@ -5102,7 +5157,7 @@
 </file>
 
 <file path=word/numbering.xml><?xml version="1.0" encoding="utf-8"?>
-<w:numbering xmlns:wpc="http://schemas.microsoft.com/office/word/2010/wordprocessingCanvas" xmlns:cx="http://schemas.microsoft.com/office/drawing/2014/chartex" xmlns:cx1="http://schemas.microsoft.com/office/drawing/2015/9/8/chartex" xmlns:cx2="http://schemas.microsoft.com/office/drawing/2015/10/21/chartex" xmlns:cx3="http://schemas.microsoft.com/office/drawing/2016/5/9/chartex" xmlns:cx4="http://schemas.microsoft.com/office/drawing/2016/5/10/chartex" xmlns:cx5="http://schemas.microsoft.com/office/drawing/2016/5/11/chartex" xmlns:cx6="http://schemas.microsoft.com/office/drawing/2016/5/12/chartex" xmlns:cx7="http://schemas.microsoft.com/office/drawing/2016/5/13/chartex" xmlns:cx8="http://schemas.microsoft.com/office/drawing/2016/5/14/chartex" xmlns:mc="http://schemas.openxmlformats.org/markup-compatibility/2006" xmlns:aink="http://schemas.microsoft.com/office/drawing/2016/ink" xmlns:am3d="http://schemas.microsoft.com/office/drawing/2017/model3d" xmlns:o="urn:schemas-microsoft-com:office:office" xmlns:oel="http://schemas.microsoft.com/office/2019/extlst" xmlns:r="http://schemas.openxmlformats.org/officeDocument/2006/relationships" xmlns:m="http://schemas.openxmlformats.org/officeDocument/2006/math" xmlns:v="urn:schemas-microsoft-com:vml" xmlns:wp14="http://schemas.microsoft.com/office/word/2010/wordprocessingDrawing" xmlns:wp="http://schemas.openxmlformats.org/drawingml/2006/wordprocessingDrawing" xmlns:w10="urn:schemas-microsoft-com:office:word" xmlns:w="http://schemas.openxmlformats.org/wordprocessingml/2006/main" xmlns:w14="http://schemas.microsoft.com/office/word/2010/wordml" xmlns:w15="http://schemas.microsoft.com/office/word/2012/wordml" xmlns:w16cex="http://schemas.microsoft.com/office/word/2018/wordml/cex" xmlns:w16cid="http://schemas.microsoft.com/office/word/2016/wordml/cid" xmlns:w16="http://schemas.microsoft.com/office/word/2018/wordml" xmlns:w16sdtdh="http://schemas.microsoft.com/office/word/2020/wordml/sdtdatahash" xmlns:w16se="http://schemas.microsoft.com/office/word/2015/wordml/symex" xmlns:wpg="http://schemas.microsoft.com/office/word/2010/wordprocessingGroup" xmlns:wpi="http://schemas.microsoft.com/office/word/2010/wordprocessingInk" xmlns:wne="http://schemas.microsoft.com/office/word/2006/wordml" xmlns:wps="http://schemas.microsoft.com/office/word/2010/wordprocessingShape" mc:Ignorable="w14 w15 w16se w16cid w16 w16cex w16sdtdh wp14">
+<w:numbering xmlns:wpc="http://schemas.microsoft.com/office/word/2010/wordprocessingCanvas" xmlns:cx="http://schemas.microsoft.com/office/drawing/2014/chartex" xmlns:cx1="http://schemas.microsoft.com/office/drawing/2015/9/8/chartex" xmlns:mc="http://schemas.openxmlformats.org/markup-compatibility/2006" xmlns:o="urn:schemas-microsoft-com:office:office" xmlns:r="http://schemas.openxmlformats.org/officeDocument/2006/relationships" xmlns:m="http://schemas.openxmlformats.org/officeDocument/2006/math" xmlns:v="urn:schemas-microsoft-com:vml" xmlns:wp14="http://schemas.microsoft.com/office/word/2010/wordprocessingDrawing" xmlns:wp="http://schemas.openxmlformats.org/drawingml/2006/wordprocessingDrawing" xmlns:w10="urn:schemas-microsoft-com:office:word" xmlns:w="http://schemas.openxmlformats.org/wordprocessingml/2006/main" xmlns:w14="http://schemas.microsoft.com/office/word/2010/wordml" xmlns:w15="http://schemas.microsoft.com/office/word/2012/wordml" xmlns:w16se="http://schemas.microsoft.com/office/word/2015/wordml/symex" xmlns:wpg="http://schemas.microsoft.com/office/word/2010/wordprocessingGroup" xmlns:wpi="http://schemas.microsoft.com/office/word/2010/wordprocessingInk" xmlns:wne="http://schemas.microsoft.com/office/word/2006/wordml" xmlns:wps="http://schemas.microsoft.com/office/word/2010/wordprocessingShape" mc:Ignorable="w14 w15 w16se wp14">
   <w:abstractNum w:abstractNumId="0" w15:restartNumberingAfterBreak="0">
     <w:nsid w:val="00000029"/>
     <w:multiLevelType w:val="hybridMultilevel"/>
@@ -5533,26 +5588,26 @@
       </w:rPr>
     </w:lvl>
   </w:abstractNum>
-  <w:num w:numId="1" w16cid:durableId="262804452">
+  <w:num w:numId="1">
     <w:abstractNumId w:val="0"/>
   </w:num>
-  <w:num w:numId="2" w16cid:durableId="1760058447">
+  <w:num w:numId="2">
     <w:abstractNumId w:val="1"/>
   </w:num>
-  <w:num w:numId="3" w16cid:durableId="1546023167">
+  <w:num w:numId="3">
     <w:abstractNumId w:val="4"/>
   </w:num>
-  <w:num w:numId="4" w16cid:durableId="260064607">
+  <w:num w:numId="4">
     <w:abstractNumId w:val="3"/>
   </w:num>
-  <w:num w:numId="5" w16cid:durableId="897519244">
+  <w:num w:numId="5">
     <w:abstractNumId w:val="2"/>
   </w:num>
 </w:numbering>
 </file>
 
 <file path=word/styles.xml><?xml version="1.0" encoding="utf-8"?>
-<w:styles xmlns:mc="http://schemas.openxmlformats.org/markup-compatibility/2006" xmlns:r="http://schemas.openxmlformats.org/officeDocument/2006/relationships" xmlns:w="http://schemas.openxmlformats.org/wordprocessingml/2006/main" xmlns:w14="http://schemas.microsoft.com/office/word/2010/wordml" xmlns:w15="http://schemas.microsoft.com/office/word/2012/wordml" xmlns:w16cex="http://schemas.microsoft.com/office/word/2018/wordml/cex" xmlns:w16cid="http://schemas.microsoft.com/office/word/2016/wordml/cid" xmlns:w16="http://schemas.microsoft.com/office/word/2018/wordml" xmlns:w16sdtdh="http://schemas.microsoft.com/office/word/2020/wordml/sdtdatahash" xmlns:w16se="http://schemas.microsoft.com/office/word/2015/wordml/symex" mc:Ignorable="w14 w15 w16se w16cid w16 w16cex w16sdtdh">
+<w:styles xmlns:mc="http://schemas.openxmlformats.org/markup-compatibility/2006" xmlns:r="http://schemas.openxmlformats.org/officeDocument/2006/relationships" xmlns:w="http://schemas.openxmlformats.org/wordprocessingml/2006/main" xmlns:w14="http://schemas.microsoft.com/office/word/2010/wordml" xmlns:w15="http://schemas.microsoft.com/office/word/2012/wordml" xmlns:w16se="http://schemas.microsoft.com/office/word/2015/wordml/symex" mc:Ignorable="w14 w15 w16se">
   <w:docDefaults>
     <w:rPrDefault>
       <w:rPr>
@@ -5562,7 +5617,7 @@
     </w:rPrDefault>
     <w:pPrDefault/>
   </w:docDefaults>
-  <w:latentStyles w:defLockedState="0" w:defUIPriority="99" w:defSemiHidden="0" w:defUnhideWhenUsed="0" w:defQFormat="0" w:count="376">
+  <w:latentStyles w:defLockedState="0" w:defUIPriority="99" w:defSemiHidden="0" w:defUnhideWhenUsed="0" w:defQFormat="0" w:count="371">
     <w:lsdException w:name="Normal" w:uiPriority="0" w:qFormat="1"/>
     <w:lsdException w:name="heading 1" w:qFormat="1"/>
     <w:lsdException w:name="heading 2" w:semiHidden="1" w:uiPriority="9" w:unhideWhenUsed="1" w:qFormat="1"/>
@@ -5934,11 +5989,6 @@
     <w:lsdException w:name="List Table 5 Dark Accent 6" w:uiPriority="50"/>
     <w:lsdException w:name="List Table 6 Colorful Accent 6" w:uiPriority="51"/>
     <w:lsdException w:name="List Table 7 Colorful Accent 6" w:uiPriority="52"/>
-    <w:lsdException w:name="Mention" w:semiHidden="1" w:unhideWhenUsed="1"/>
-    <w:lsdException w:name="Smart Hyperlink" w:semiHidden="1" w:unhideWhenUsed="1"/>
-    <w:lsdException w:name="Hashtag" w:semiHidden="1" w:unhideWhenUsed="1"/>
-    <w:lsdException w:name="Unresolved Mention" w:semiHidden="1" w:unhideWhenUsed="1"/>
-    <w:lsdException w:name="Smart Link" w:semiHidden="1" w:unhideWhenUsed="1"/>
   </w:latentStyles>
   <w:style w:type="paragraph" w:default="1" w:styleId="a">
     <w:name w:val="Normal"/>
